--- a/ExamTemplate.Documents/Word/ExamTemplate-en.docx
+++ b/ExamTemplate.Documents/Word/ExamTemplate-en.docx
@@ -497,6 +497,22 @@
         <w:t xml:space="preserve">Answer summary</w:t>
       </w:r>
     </w:p>
+    <w:p>
+      <w:pPr>
+        <w:pStyle w:val="TemplateControl"/>
+      </w:pPr>
+      <w:r>
+        <w:t xml:space="preserve">{{#foreach g in SummaryGroups}}</w:t>
+      </w:r>
+    </w:p>
+    <w:p>
+      <w:pPr>
+        <w:pStyle w:val="ExamSummaryHeading"/>
+      </w:pPr>
+      <w:r>
+        <w:t xml:space="preserve">{{g.Heading}}</w:t>
+      </w:r>
+    </w:p>
     <w:tbl>
       <w:tblPr>
         <w:tblW w:w="10488" w:type="dxa"/>
@@ -540,7 +556,7 @@
               <w:pStyle w:val="TemplateControl"/>
             </w:pPr>
             <w:r>
-              <w:t xml:space="preserve">{{#foreach r in SummaryRows}}</w:t>
+              <w:t xml:space="preserve">{{#foreach r in g.Rows}}</w:t>
             </w:r>
           </w:p>
         </w:tc>
@@ -910,6 +926,14 @@
         </w:tc>
       </w:tr>
     </w:tbl>
+    <w:p>
+      <w:pPr>
+        <w:pStyle w:val="TemplateControl"/>
+      </w:pPr>
+      <w:r>
+        <w:t xml:space="preserve">{{/foreach}}</w:t>
+      </w:r>
+    </w:p>
     <w:p>
       <w:pPr>
         <w:pStyle w:val="ExamSpacer"/>
@@ -1083,6 +1107,30 @@
       </w:pPr>
       <w:r>
         <w:t xml:space="preserve">{{#foreach s in Sections}}</w:t>
+      </w:r>
+    </w:p>
+    <w:p>
+      <w:pPr>
+        <w:pStyle w:val="TemplateControl"/>
+      </w:pPr>
+      <w:r>
+        <w:t xml:space="preserve">{{#if s.HasChoiceNotice}}</w:t>
+      </w:r>
+    </w:p>
+    <w:p>
+      <w:pPr>
+        <w:pStyle w:val="ExamChoiceNotice"/>
+      </w:pPr>
+      <w:r>
+        <w:t xml:space="preserve">{{s.ChoiceNotice}}</w:t>
+      </w:r>
+    </w:p>
+    <w:p>
+      <w:pPr>
+        <w:pStyle w:val="TemplateControl"/>
+      </w:pPr>
+      <w:r>
+        <w:t xml:space="preserve">{{/if}}</w:t>
       </w:r>
     </w:p>
     <w:p>
@@ -1263,7 +1311,7 @@
               <w:pStyle w:val="ExamQuestionNumber"/>
             </w:pPr>
             <w:r>
-              <w:t xml:space="preserve">{{q.Number}}.</w:t>
+              <w:t xml:space="preserve">{{q.Label}}</w:t>
             </w:r>
           </w:p>
         </w:tc>
@@ -1414,7 +1462,7 @@
               <w:pStyle w:val="ExamQuestionNumber"/>
             </w:pPr>
             <w:r>
-              <w:t xml:space="preserve">{{q.Number}}.</w:t>
+              <w:t xml:space="preserve">{{q.Label}}</w:t>
             </w:r>
           </w:p>
         </w:tc>
@@ -2632,6 +2680,23 @@
       <w:szCs w:val="22"/>
     </w:rPr>
   </w:style>
+  <w:style w:type="paragraph" w:customStyle="1" w:styleId="ExamSummaryHeading">
+    <w:name w:val="ExamSummaryHeading"/>
+    <w:basedOn w:val="Normal"/>
+    <w:qFormat/>
+    <w:pPr>
+      <w:keepNext/>
+      <w:spacing w:before="60" w:after="20" w:line="240" w:lineRule="auto"/>
+    </w:pPr>
+    <w:rPr>
+      <w:rFonts w:ascii="Noto Serif" w:hAnsi="Noto Serif" w:eastAsia="Noto Serif" w:cs="Noto Naskh Arabic"/>
+      <w:b/>
+      <w:bCs/>
+      <w:color w:val="000000"/>
+      <w:sz w:val="20"/>
+      <w:szCs w:val="20"/>
+    </w:rPr>
+  </w:style>
   <w:style w:type="paragraph" w:customStyle="1" w:styleId="ExamSummaryNumber">
     <w:name w:val="ExamSummaryNumber"/>
     <w:basedOn w:val="Normal"/>
@@ -2709,6 +2774,24 @@
       <w:color w:val="000000"/>
       <w:sz w:val="21"/>
       <w:szCs w:val="21"/>
+    </w:rPr>
+  </w:style>
+  <w:style w:type="paragraph" w:customStyle="1" w:styleId="ExamChoiceNotice">
+    <w:name w:val="ExamChoiceNotice"/>
+    <w:basedOn w:val="Normal"/>
+    <w:qFormat/>
+    <w:pPr>
+      <w:keepNext/>
+      <w:spacing w:before="80" w:after="40" w:line="240" w:lineRule="auto"/>
+      <w:jc w:val="center"/>
+    </w:pPr>
+    <w:rPr>
+      <w:rFonts w:ascii="Noto Serif" w:hAnsi="Noto Serif" w:eastAsia="Noto Serif" w:cs="Noto Naskh Arabic"/>
+      <w:b/>
+      <w:bCs/>
+      <w:color w:val="000000"/>
+      <w:sz w:val="24"/>
+      <w:szCs w:val="24"/>
     </w:rPr>
   </w:style>
   <w:style w:type="paragraph" w:customStyle="1" w:styleId="ExamSectionTitle">
